--- a/PromptOps_Development_Blueprint.docx
+++ b/PromptOps_Development_Blueprint.docx
@@ -36203,6 +36203,549 @@
         <w:rPr>
           <w:rtl w:val="0"/>
         </w:rPr>
+      </w:r>
+    </w:p>
+    <w:p>
+      <w:r>
+        <w:br w:type="page"/>
+      </w:r>
+    </w:p>
+    <w:p>
+      <w:pPr>
+        <w:pStyle w:val="Heading1"/>
+      </w:pPr>
+      <w:r>
+        <w:t>Phase 5: MLOps Agent — ML Lifecycle Automation</w:t>
+      </w:r>
+    </w:p>
+    <w:p>
+      <w:r>
+        <w:rPr>
+          <w:b/>
+        </w:rPr>
+        <w:t>January 27 — April 18, 2027 | 12 Weeks | Sprint 20–25</w:t>
+      </w:r>
+    </w:p>
+    <w:p>
+      <w:pPr>
+        <w:pStyle w:val="Heading2"/>
+      </w:pPr>
+      <w:r>
+        <w:t>Phase 5 Objective</w:t>
+      </w:r>
+    </w:p>
+    <w:p>
+      <w:r>
+        <w:t>Build the MLOps Agent that allows PMs to manage the complete ML lifecycle through plain English commands. Train models, deploy with shadow testing, monitor for drift, and trigger automated retraining.</w:t>
+      </w:r>
+    </w:p>
+    <w:p>
+      <w:pPr>
+        <w:pStyle w:val="Heading2"/>
+      </w:pPr>
+      <w:r>
+        <w:t>Phase 5 Entry Criteria</w:t>
+      </w:r>
+    </w:p>
+    <w:p>
+      <w:r>
+        <w:t>• Phase 1–4 complete with all exit criteria met</w:t>
+      </w:r>
+    </w:p>
+    <w:p>
+      <w:r>
+        <w:t>• AWS SageMaker or equivalent ML platform access provisioned</w:t>
+      </w:r>
+    </w:p>
+    <w:p>
+      <w:r>
+        <w:t>• ML Engineer hired or assigned to the project</w:t>
+      </w:r>
+    </w:p>
+    <w:p>
+      <w:r>
+        <w:t>• Sample ML datasets prepared (classification, regression, NLP, time-series)</w:t>
+      </w:r>
+    </w:p>
+    <w:p>
+      <w:r>
+        <w:t>• Model registry infrastructure (MLflow or SageMaker Model Registry) set up</w:t>
+      </w:r>
+    </w:p>
+    <w:p>
+      <w:pPr>
+        <w:pStyle w:val="Heading2"/>
+      </w:pPr>
+      <w:r>
+        <w:t>Phase 5 Week-by-Week Plan</w:t>
+      </w:r>
+    </w:p>
+    <w:p>
+      <w:pPr>
+        <w:pStyle w:val="Heading3"/>
+      </w:pPr>
+      <w:r>
+        <w:t>Week 40–41: ML Intent Parser &amp; Command Library</w:t>
+      </w:r>
+    </w:p>
+    <w:p>
+      <w:r>
+        <w:t>Goal: Extend the NLP Parser to understand ML-specific commands.</w:t>
+      </w:r>
+    </w:p>
+    <w:p>
+      <w:r>
+        <w:t>• Collect 100+ ML engineer requests (Research Lead, Claude Sonnet 4, 3 days)</w:t>
+      </w:r>
+    </w:p>
+    <w:p>
+      <w:r>
+        <w:t>• Classify ML commands into 6 categories (ML Engineer, Claude Sonnet 4, 2 days)</w:t>
+      </w:r>
+    </w:p>
+    <w:p>
+      <w:r>
+        <w:t>• Build ML Command Library JSON schema (Backend Engineer, Cursor, 2 days)</w:t>
+      </w:r>
+    </w:p>
+    <w:p>
+      <w:r>
+        <w:t>• Write 30 golden test ML commands (QA Engineer, Claude Sonnet 4, 2 days)</w:t>
+      </w:r>
+    </w:p>
+    <w:p>
+      <w:r>
+        <w:t>• Extend LangGraph with ML nodes (Backend Engineer, LangGraph, 3 days)</w:t>
+      </w:r>
+    </w:p>
+    <w:p>
+      <w:pPr>
+        <w:pStyle w:val="Heading3"/>
+      </w:pPr>
+      <w:r>
+        <w:t>Week 42–43: Model Training Pipeline Generator</w:t>
+      </w:r>
+    </w:p>
+    <w:p>
+      <w:r>
+        <w:t>Goal: Build training pipeline that converts PM commands to executable training jobs.</w:t>
+      </w:r>
+    </w:p>
+    <w:p>
+      <w:r>
+        <w:t>• Build SageMaker training job generator (ML Engineer, Claude Sonnet 4 + AWS SDK, 4 days)</w:t>
+      </w:r>
+    </w:p>
+    <w:p>
+      <w:r>
+        <w:t>• Implement training data validator (ML Engineer, Great Expectations, 3 days)</w:t>
+      </w:r>
+    </w:p>
+    <w:p>
+      <w:r>
+        <w:t>• Build MLflow experiment tracking (ML Engineer, MLflow SDK, 2 days)</w:t>
+      </w:r>
+    </w:p>
+    <w:p>
+      <w:r>
+        <w:t>• Implement training job cost estimator (Backend Engineer, AWS Pricing API, 3 days)</w:t>
+      </w:r>
+    </w:p>
+    <w:p>
+      <w:r>
+        <w:t>• Test: generate training jobs for 5 model types (QA Engineer, 3 days)</w:t>
+      </w:r>
+    </w:p>
+    <w:p>
+      <w:pPr>
+        <w:pStyle w:val="Heading3"/>
+      </w:pPr>
+      <w:r>
+        <w:t>Week 44–45: Model Deployment &amp; Shadow Testing</w:t>
+      </w:r>
+    </w:p>
+    <w:p>
+      <w:r>
+        <w:t>Goal: Deploy models with shadow testing and gradual rollout.</w:t>
+      </w:r>
+    </w:p>
+    <w:p>
+      <w:r>
+        <w:t>• Build model deployment pipeline with SageMaker endpoint + auto-scaling (ML Engineer, AWS SDK + Terraform, 4 days)</w:t>
+      </w:r>
+    </w:p>
+    <w:p>
+      <w:r>
+        <w:t>• Implement shadow deployment - 24hr parallel testing (ML Engineer, Python + SageMaker, 3 days)</w:t>
+      </w:r>
+    </w:p>
+    <w:p>
+      <w:r>
+        <w:t>• Build prediction quality comparator (ML Engineer, Python + Claude Sonnet 4, 3 days)</w:t>
+      </w:r>
+    </w:p>
+    <w:p>
+      <w:r>
+        <w:t>• Implement canary deployment 5%→25%→50%→100% (ML Engineer, AWS SDK, 3 days)</w:t>
+      </w:r>
+    </w:p>
+    <w:p>
+      <w:r>
+        <w:t>• Test: deploy 5 models through shadow→canary→production (QA Engineer, AWS Fault Injection, 3 days)</w:t>
+      </w:r>
+    </w:p>
+    <w:p>
+      <w:pPr>
+        <w:pStyle w:val="Heading3"/>
+      </w:pPr>
+      <w:r>
+        <w:t>Week 46–47: Model Monitoring &amp; Drift Detection</w:t>
+      </w:r>
+    </w:p>
+    <w:p>
+      <w:r>
+        <w:t>Goal: Monitor deployed models 24/7 and detect when they need retraining.</w:t>
+      </w:r>
+    </w:p>
+    <w:p>
+      <w:r>
+        <w:t>• Build model performance dashboard (Frontend Engineer, Cursor + Grafana, 3 days)</w:t>
+      </w:r>
+    </w:p>
+    <w:p>
+      <w:r>
+        <w:t>• Implement prediction drift detector using KL-divergence (ML Engineer, Evidently AI, 4 days)</w:t>
+      </w:r>
+    </w:p>
+    <w:p>
+      <w:r>
+        <w:t>• Implement concept drift detector (ML Engineer, Evidently AI, 3 days)</w:t>
+      </w:r>
+    </w:p>
+    <w:p>
+      <w:r>
+        <w:t>• Build auto-retrain trigger (ML Engineer, LangGraph + AWS SDK, 3 days)</w:t>
+      </w:r>
+    </w:p>
+    <w:p>
+      <w:r>
+        <w:t>• Test: replay historical data with known distribution shifts (QA Engineer, 3 days)</w:t>
+      </w:r>
+    </w:p>
+    <w:p>
+      <w:pPr>
+        <w:pStyle w:val="Heading3"/>
+      </w:pPr>
+      <w:r>
+        <w:t>Week 48–49: Hyperparameter Tuning &amp; AutoML</w:t>
+      </w:r>
+    </w:p>
+    <w:p>
+      <w:r>
+        <w:t>Goal: Automate model optimization.</w:t>
+      </w:r>
+    </w:p>
+    <w:p>
+      <w:r>
+        <w:t>• Integrate SageMaker Automatic Model Tuning - Bayesian optimization (ML Engineer, SageMaker Tuning API, 3 days)</w:t>
+      </w:r>
+    </w:p>
+    <w:p>
+      <w:r>
+        <w:t>• Build tuning budget enforcer (Backend Engineer, OPA + AWS Pricing API, 2 days)</w:t>
+      </w:r>
+    </w:p>
+    <w:p>
+      <w:r>
+        <w:t>• Implement AutoML integration (ML Engineer, H2O.ai or Autopilot, 4 days)</w:t>
+      </w:r>
+    </w:p>
+    <w:p>
+      <w:r>
+        <w:t>• Build tuning result explainer in PM-readable English (ML Engineer, Claude Sonnet 4, 2 days)</w:t>
+      </w:r>
+    </w:p>
+    <w:p>
+      <w:r>
+        <w:t>• Test: run tuning on 3 model types (QA Engineer, SageMaker, 3 days)</w:t>
+      </w:r>
+    </w:p>
+    <w:p>
+      <w:pPr>
+        <w:pStyle w:val="Heading3"/>
+      </w:pPr>
+      <w:r>
+        <w:t>Week 50–51: ML Governance, Model Registry &amp; Explainability</w:t>
+      </w:r>
+    </w:p>
+    <w:p>
+      <w:r>
+        <w:t>Goal: Ensure all ML operations are compliant, auditable, and explainable.</w:t>
+      </w:r>
+    </w:p>
+    <w:p>
+      <w:r>
+        <w:t>• Build model approval workflow - requires 2 approvals (ML Engineer, Python + DynamoDB, 3 days)</w:t>
+      </w:r>
+    </w:p>
+    <w:p>
+      <w:r>
+        <w:t>• Implement model registry with versioning (ML Engineer, MLflow Model Registry, 2 days)</w:t>
+      </w:r>
+    </w:p>
+    <w:p>
+      <w:r>
+        <w:t>• Build model explainability integration with SHAP (ML Engineer, SHAP + Python, 3 days)</w:t>
+      </w:r>
+    </w:p>
+    <w:p>
+      <w:r>
+        <w:t>• Implement bias detection across protected attributes (ML Engineer, Fairlearn, 3 days)</w:t>
+      </w:r>
+    </w:p>
+    <w:p>
+      <w:r>
+        <w:t>• Build ML audit trail with immutable logging (Backend Engineer, AWS S3 + DynamoDB, 2 days)</w:t>
+      </w:r>
+    </w:p>
+    <w:p>
+      <w:r>
+        <w:t>• Test: deploy unapproved model (verify blocked) and test bias detection (QA Engineer, 3 days)</w:t>
+      </w:r>
+    </w:p>
+    <w:p>
+      <w:r>
+        <w:br w:type="page"/>
+      </w:r>
+    </w:p>
+    <w:p>
+      <w:pPr>
+        <w:pStyle w:val="Heading2"/>
+      </w:pPr>
+      <w:r>
+        <w:t>Phase 5 AI Tool Summary</w:t>
+      </w:r>
+    </w:p>
+    <w:p>
+      <w:r>
+        <w:t>Claude Sonnet 4: ML intent parsing, training config generation, cost estimation, tuning result explanation</w:t>
+      </w:r>
+    </w:p>
+    <w:p>
+      <w:r>
+        <w:t>LangGraph: Orchestrates multi-step ML workflows with state tracking</w:t>
+      </w:r>
+    </w:p>
+    <w:p>
+      <w:r>
+        <w:t>MLflow: Experiment tracking and model registry</w:t>
+      </w:r>
+    </w:p>
+    <w:p>
+      <w:r>
+        <w:t>Evidently AI: Drift detection engine (prediction drift + concept drift)</w:t>
+      </w:r>
+    </w:p>
+    <w:p>
+      <w:r>
+        <w:t>SHAP: Model explainability and feature importance</w:t>
+      </w:r>
+    </w:p>
+    <w:p>
+      <w:r>
+        <w:t>H2O.ai / SageMaker Autopilot: AutoML for algorithm selection and hyperparameter tuning</w:t>
+      </w:r>
+    </w:p>
+    <w:p>
+      <w:r>
+        <w:t>Great Expectations: Training data validation</w:t>
+      </w:r>
+    </w:p>
+    <w:p>
+      <w:r>
+        <w:t>Fairlearn: Bias detection in training data and predictions</w:t>
+      </w:r>
+    </w:p>
+    <w:p>
+      <w:r>
+        <w:t>Cursor Agent Mode: Builds ML dashboard components</w:t>
+      </w:r>
+    </w:p>
+    <w:p>
+      <w:pPr>
+        <w:pStyle w:val="Heading2"/>
+      </w:pPr>
+      <w:r>
+        <w:t>Phase 5 Deliverables (Exit Criteria)</w:t>
+      </w:r>
+    </w:p>
+    <w:p>
+      <w:r>
+        <w:t>• MLOps Agent parses 30 ML golden test commands with &gt;90% accuracy</w:t>
+      </w:r>
+    </w:p>
+    <w:p>
+      <w:r>
+        <w:t>• Model training pipeline trains 5 model types successfully</w:t>
+      </w:r>
+    </w:p>
+    <w:p>
+      <w:r>
+        <w:t>• Shadow deployment tested: 24hr validation before production</w:t>
+      </w:r>
+    </w:p>
+    <w:p>
+      <w:r>
+        <w:t>• Drift detection fires correctly in 90% of simulated scenarios</w:t>
+      </w:r>
+    </w:p>
+    <w:p>
+      <w:r>
+        <w:t>• Hyperparameter tuning finds optimal parameters within budget</w:t>
+      </w:r>
+    </w:p>
+    <w:p>
+      <w:r>
+        <w:t>• Model approval workflow blocks unapproved models (100% of tests)</w:t>
+      </w:r>
+    </w:p>
+    <w:p>
+      <w:r>
+        <w:t>• ML audit trail captures all training/deployment decisions immutably</w:t>
+      </w:r>
+    </w:p>
+    <w:p>
+      <w:r>
+        <w:t>• Bias detection identifies bias in 3 intentionally biased test datasets</w:t>
+      </w:r>
+    </w:p>
+    <w:p>
+      <w:r>
+        <w:t>• Model explainability generates interpretable explanations for all deployed models</w:t>
+      </w:r>
+    </w:p>
+    <w:p>
+      <w:pPr>
+        <w:pStyle w:val="Heading2"/>
+      </w:pPr>
+      <w:r>
+        <w:t>Phase 5 Risks &amp; Mitigations</w:t>
+      </w:r>
+    </w:p>
+    <w:p>
+      <w:r>
+        <w:t>MODEL TRAINING ON WRONG DATASET [Extreme]: Explicit data_source parameter required. Data validator checks schema. PM approval for production data.</w:t>
+      </w:r>
+    </w:p>
+    <w:p>
+      <w:r>
+        <w:t>DEPLOYED MODEL CATASTROPHIC ACCURACY DROP [Extreme]: Shadow deployment mandatory 24hr. Canary rollout 48hr. Auto-rollback if drops &gt;10%.</w:t>
+      </w:r>
+    </w:p>
+    <w:p>
+      <w:r>
+        <w:t>MODEL DRIFT UNDETECTED [High]: Dual drift detection: prediction + concept. Alerts if degrades 3 consecutive days.</w:t>
+      </w:r>
+    </w:p>
+    <w:p>
+      <w:r>
+        <w:t>HYPERPARAMETER TUNING EXHAUSTS BUDGET [High]: Cost ceiling enforced before tuning. Max jobs/cost in OPA policy.</w:t>
+      </w:r>
+    </w:p>
+    <w:p>
+      <w:r>
+        <w:t>BIASED MODEL DEPLOYED [Extreme]: Bias detection pre-approval. Models with &gt;15% disparity flagged for manual review.</w:t>
+      </w:r>
+    </w:p>
+    <w:p>
+      <w:r>
+        <w:t>MODEL REGISTRY VERSIONING CONFLICT [Medium]: Immutable versioning with unique IDs. Optimistic locking on concurrent deployments.</w:t>
+      </w:r>
+    </w:p>
+    <w:p>
+      <w:r>
+        <w:t>TRAINING DATA CONTAINS PII [Extreme]: Data validator scans for PII patterns. Flagged datasets require legal approval.</w:t>
+      </w:r>
+    </w:p>
+    <w:p>
+      <w:r>
+        <w:t>AUTOML SELECTS WRONG ALGORITHM [Medium]: MLOps Agent reviews AutoML results. Claude validates algorithm choice. PM receives explanation.</w:t>
+      </w:r>
+    </w:p>
+    <w:p>
+      <w:r>
+        <w:br w:type="page"/>
+      </w:r>
+    </w:p>
+    <w:p>
+      <w:pPr>
+        <w:pStyle w:val="Heading2"/>
+      </w:pPr>
+      <w:r>
+        <w:t>MLOps Agent Architecture</w:t>
+      </w:r>
+    </w:p>
+    <w:p>
+      <w:r>
+        <w:t>The MLOps Agent integrates with the existing Triple-Agent Architecture (Architect, SRE, Security) to form a Quadruple-Agent system responsible for the complete machine learning lifecycle: model training, deployment with shadow testing, monitoring and drift detection, hyperparameter tuning, and ML governance.</w:t>
+      </w:r>
+    </w:p>
+    <w:p>
+      <w:pPr>
+        <w:pStyle w:val="Heading3"/>
+      </w:pPr>
+      <w:r>
+        <w:t>Agent Interaction Flow</w:t>
+      </w:r>
+    </w:p>
+    <w:p>
+      <w:r>
+        <w:t>Example: PM command "Deploy fraud detection model v2.3 to production"</w:t>
+      </w:r>
+    </w:p>
+    <w:p>
+      <w:r>
+        <w:t>1. NLP Parser converts to JSON</w:t>
+      </w:r>
+    </w:p>
+    <w:p>
+      <w:r>
+        <w:t>2. Security Agent validates approval, bias tests, audit trail</w:t>
+      </w:r>
+    </w:p>
+    <w:p>
+      <w:r>
+        <w:t>3. MLOps Agent validates model performance, generates deployment config</w:t>
+      </w:r>
+    </w:p>
+    <w:p>
+      <w:r>
+        <w:t>4. Architect Agent provisions SageMaker endpoint, auto-scaling, API Gateway</w:t>
+      </w:r>
+    </w:p>
+    <w:p>
+      <w:r>
+        <w:t>5. MLOps Agent initiates 24-hour shadow deployment</w:t>
+      </w:r>
+    </w:p>
+    <w:p>
+      <w:r>
+        <w:t>6. SRE Agent monitors endpoint latency, error rate, prediction quality</w:t>
+      </w:r>
+    </w:p>
+    <w:p>
+      <w:r>
+        <w:t>7. MLOps Agent starts canary rollout: 5% → 25% → 50% → 100% over 48 hours</w:t>
+      </w:r>
+    </w:p>
+    <w:p>
+      <w:r>
+        <w:t>8. SRE Agent monitors for accuracy drops or latency spikes</w:t>
+      </w:r>
+    </w:p>
+    <w:p>
+      <w:r>
+        <w:t>9. MLOps Agent completes deployment, logs to audit trail, updates PM Dashboard</w:t>
       </w:r>
     </w:p>
     <w:sectPr>
